--- a/word_reports/LP_0297_위치_468_Richard Clayderman_The Gr.docx
+++ b/word_reports/LP_0297_위치_468_Richard Clayderman_The Gr.docx
@@ -4,7 +4,7 @@
   <w:body>
     <w:p>
       <w:pPr>
-        <w:spacing w:after="280"/>
+        <w:spacing w:after="80"/>
       </w:pPr>
       <w:r>
         <w:rPr w:rFonts="맑은 고딕">
@@ -13,94 +13,47 @@
           <w:color w:val="1E3A8A"/>
           <w:sz w:val="30"/>
         </w:rPr>
-        <w:t>[468] Richard Clayderman - The Greatest Hits of… No.2</w:t>
+        <w:t>Richard Clayderman (리차드 클레이더만) - The Greatest Hits of… No.2</w:t>
       </w:r>
     </w:p>
     <w:p>
       <w:pPr>
-        <w:spacing w:after="320"/>
+        <w:spacing w:after="240"/>
       </w:pPr>
       <w:r>
         <w:rPr w:rFonts="맑은 고딕">
           <w:rFonts w:ascii="맑은 고딕" w:hAnsi="맑은 고딕" w:eastAsia="맑은 고딕"/>
           <w:b/>
-          <w:sz w:val="20"/>
+          <w:color w:val="4B5563"/>
+          <w:sz w:val="22"/>
         </w:rPr>
-        <w:t>■ 위치 : 468</w:t>
-        <w:br/>
-      </w:r>
-      <w:r>
-        <w:rPr w:rFonts="맑은 고딕">
-          <w:rFonts w:ascii="맑은 고딕" w:hAnsi="맑은 고딕" w:eastAsia="맑은 고딕"/>
-          <w:b/>
-          <w:sz w:val="20"/>
-        </w:rPr>
-        <w:t>■ 아티스트 : Richard Clayderman</w:t>
-        <w:br/>
-      </w:r>
-      <w:r>
-        <w:rPr w:rFonts="맑은 고딕">
-          <w:rFonts w:ascii="맑은 고딕" w:hAnsi="맑은 고딕" w:eastAsia="맑은 고딕"/>
-          <w:b/>
-          <w:sz w:val="20"/>
-        </w:rPr>
-        <w:t>■ 앨범명 : The Greatest Hits of… No.2</w:t>
-        <w:br/>
-      </w:r>
-      <w:r>
-        <w:rPr w:rFonts="맑은 고딕">
-          <w:rFonts w:ascii="맑은 고딕" w:hAnsi="맑은 고딕" w:eastAsia="맑은 고딕"/>
-          <w:b w:val="0"/>
-          <w:sz w:val="20"/>
-        </w:rPr>
-        <w:t>■ 음반 레이블 : Delphine Records (델핀 레코드)</w:t>
-        <w:br/>
-      </w:r>
-      <w:r>
-        <w:rPr w:rFonts="맑은 고딕">
-          <w:rFonts w:ascii="맑은 고딕" w:hAnsi="맑은 고딕" w:eastAsia="맑은 고딕"/>
-          <w:b w:val="0"/>
-          <w:sz w:val="20"/>
-        </w:rPr>
-        <w:t>■ 발매년도 : 1981</w:t>
-        <w:br/>
-      </w:r>
-      <w:r>
-        <w:rPr w:rFonts="맑은 고딕">
-          <w:rFonts w:ascii="맑은 고딕" w:hAnsi="맑은 고딕" w:eastAsia="맑은 고딕"/>
-          <w:b w:val="0"/>
-          <w:sz w:val="20"/>
-        </w:rPr>
-        <w:t>■ 장르 : 이지 리스닝 (Easy Listening), 팝 클래식 (Pop Classical)</w:t>
-        <w:br/>
-      </w:r>
-      <w:r>
-        <w:rPr w:rFonts="맑은 고딕">
-          <w:rFonts w:ascii="맑은 고딕" w:hAnsi="맑은 고딕" w:eastAsia="맑은 고딕"/>
-          <w:b w:val="0"/>
-          <w:sz w:val="20"/>
-        </w:rPr>
-        <w:t>■ 주요 수록곡 : 1. A Comme Amour (가을의 속삭임)</w:t>
-        <w:br/>
+        <w:t>위치 :  468</w:t>
       </w:r>
     </w:p>
     <w:p>
       <w:pPr>
-        <w:spacing w:after="160"/>
+        <w:spacing w:line="324" w:lineRule="auto" w:before="80" w:after="160"/>
       </w:pPr>
       <w:r>
         <w:rPr w:rFonts="맑은 고딕">
           <w:rFonts w:ascii="맑은 고딕" w:hAnsi="맑은 고딕" w:eastAsia="맑은 고딕"/>
           <w:b/>
           <w:color w:val="1F2937"/>
-          <w:sz w:val="24"/>
+          <w:sz w:val="22"/>
         </w:rPr>
-        <w:t>■ 음반 해설 및 감상 가이드</w:t>
+        <w:t xml:space="preserve">[음반 소개] </w:t>
+      </w:r>
+      <w:r>
+        <w:rPr w:rFonts="맑은 고딕">
+          <w:rFonts w:ascii="맑은 고딕" w:hAnsi="맑은 고딕" w:eastAsia="맑은 고딕"/>
+          <w:b w:val="0"/>
+          <w:sz w:val="21"/>
+        </w:rPr>
       </w:r>
     </w:p>
     <w:p>
       <w:pPr>
-        <w:spacing w:line="312" w:lineRule="auto" w:after="120"/>
+        <w:spacing w:line="324" w:lineRule="auto" w:after="120"/>
       </w:pPr>
       <w:r>
         <w:rPr w:rFonts="맑은 고딕">
@@ -108,51 +61,516 @@
           <w:b w:val="0"/>
           <w:sz w:val="21"/>
         </w:rPr>
-        <w:t>피아노라는 악기를 통해 '낭만'이라는 감정을 가장 대중적이면서도 세련되게 번역해 낸 프렌치 팝 피아노의 거장, 리차드 클레이더만(Richard Clayderman)의 대표작을 엄선한 음반입니다. 1970년대 후반 'Ballade pour Adeline(아드린느를 위한 발라드)' 단 한 곡으로 전 세계적인 팝 피아노 열풍을 일으킨 그는, 정통 클래식의 품격과 팝의 친근함을 결합하여 '이지 리스닝'의 거대한 이정표를 세웠습니다. 본 음반 *The Greatest Hits of… No.2*는 세계적인 전성기를 누리던 그의 초기 명곡들을 밀도 있게 수록하여, 낭만주의 피아니즘의 정수를 보여주는 앤솔러지입니다.</w:t>
+        <w:t>‘피아노의 음유시인’ 리차드 클레이더만이 건반 위에 아로새긴 유려한 선율의 정수를 집대성한 걸작 베스트 음반입니다. 클래식의 우아한 기품과 대중음악의 친근한 낭만을 결합하여 20세기 후반 전 세계를 감미로운 서정의 물결로 물들였던 그의 음악적 진가가 고스란히 응축되어 있습니다. 한 음 한 음 영롱하게 부서지는 타건은 메마른 현대인의 영혼을 따스하게 어루만지며 영원히 변치 않을 서정시의 세계로 인도합니다.</w:t>
       </w:r>
     </w:p>
     <w:p>
       <w:pPr>
-        <w:spacing w:line="312" w:lineRule="auto" w:after="120"/>
+        <w:spacing w:line="324" w:lineRule="auto" w:before="200" w:after="80"/>
       </w:pPr>
+      <w:r>
+        <w:rPr w:rFonts="맑은 고딕">
+          <w:rFonts w:ascii="맑은 고딕" w:hAnsi="맑은 고딕" w:eastAsia="맑은 고딕"/>
+          <w:b/>
+          <w:color w:val="1E3A8A"/>
+          <w:sz w:val="24"/>
+        </w:rPr>
+        <w:t>1. 음반 데이터</w:t>
+      </w:r>
+    </w:p>
+    <w:p>
+      <w:pPr>
+        <w:spacing w:line="324" w:lineRule="auto" w:after="80"/>
+      </w:pPr>
+      <w:r>
+        <w:rPr w:rFonts="맑은 고딕">
+          <w:rFonts w:ascii="맑은 고딕" w:hAnsi="맑은 고딕" w:eastAsia="맑은 고딕"/>
+          <w:b w:val="0"/>
+          <w:color w:val="6B7280"/>
+          <w:sz w:val="21"/>
+        </w:rPr>
+        <w:t xml:space="preserve">· </w:t>
+      </w:r>
+      <w:r>
+        <w:rPr w:rFonts="맑은 고딕">
+          <w:rFonts w:ascii="맑은 고딕" w:hAnsi="맑은 고딕" w:eastAsia="맑은 고딕"/>
+          <w:b/>
+          <w:color w:val="1F2937"/>
+          <w:sz w:val="21"/>
+        </w:rPr>
+        <w:t xml:space="preserve">앨범명: </w:t>
+      </w:r>
       <w:r>
         <w:rPr w:rFonts="맑은 고딕">
           <w:rFonts w:ascii="맑은 고딕" w:hAnsi="맑은 고딕" w:eastAsia="맑은 고딕"/>
           <w:b w:val="0"/>
           <w:sz w:val="21"/>
         </w:rPr>
-        <w:t>클레이더만 음악의 본질은 가슴을 두드리는 섬세하고 맑은 건반 터치에 있습니다. 파리 국립고등음악원에서 다진 탄탄한 클래식 기반 위에 작곡가 폴 드 세네빌(Paul de Senneville)과의 환상적인 호흡이 더해져, 단순하면서도 시적인 멜로디라인을 완벽하게 구현해 냈습니다. 음반 전반에 걸쳐 유려하게 흐르는 오케스트라의 현악 편곡과 클레이더만의 명징한 피아노 톤은 완벽한 하모니를 이루며, 감숙한 그리움과 아련한 추억의 서사를 감성적으로 그려냅니다.</w:t>
+        <w:t>The Greatest Hits of… No.2</w:t>
       </w:r>
     </w:p>
     <w:p>
       <w:pPr>
-        <w:spacing w:line="312" w:lineRule="auto" w:after="120"/>
+        <w:spacing w:line="324" w:lineRule="auto" w:after="80"/>
       </w:pPr>
+      <w:r>
+        <w:rPr w:rFonts="맑은 고딕">
+          <w:rFonts w:ascii="맑은 고딕" w:hAnsi="맑은 고딕" w:eastAsia="맑은 고딕"/>
+          <w:b w:val="0"/>
+          <w:color w:val="6B7280"/>
+          <w:sz w:val="21"/>
+        </w:rPr>
+        <w:t xml:space="preserve">· </w:t>
+      </w:r>
+      <w:r>
+        <w:rPr w:rFonts="맑은 고딕">
+          <w:rFonts w:ascii="맑은 고딕" w:hAnsi="맑은 고딕" w:eastAsia="맑은 고딕"/>
+          <w:b/>
+          <w:color w:val="1F2937"/>
+          <w:sz w:val="21"/>
+        </w:rPr>
+        <w:t xml:space="preserve">아티스트: </w:t>
+      </w:r>
       <w:r>
         <w:rPr w:rFonts="맑은 고딕">
           <w:rFonts w:ascii="맑은 고딕" w:hAnsi="맑은 고딕" w:eastAsia="맑은 고딕"/>
           <w:b w:val="0"/>
           <w:sz w:val="21"/>
         </w:rPr>
-        <w:t>수록곡 하나하나가 시대를 풍미한 명작들로 채워져 있습니다. 한국인에게 '가을의 속삭임'이라는 낭만적인 제목으로 널리 알려진 "A Comme Amour"는 맑은 피아노 선율 뒤로 고조되는 풍성한 현악 사운드가 감정을 극대화하며, "Lettre à ma Mère"와 "Mariage d'Amour"는 절제된 연주 속에 깊은 포근함을 담아냅니다. LP 특유의 따뜻하고 풍부한 아날로그 질감은 그의 섬세한 피아노 타건음과 잔향을 한층 입체적으로 살려주어, 청자에게 클래식하면서도 아늑한 음악적 휴식을 제공합니다.</w:t>
+        <w:t>Richard Clayderman (리차드 클레이더만)</w:t>
       </w:r>
     </w:p>
     <w:p>
       <w:pPr>
-        <w:spacing w:line="312" w:lineRule="auto" w:after="120"/>
+        <w:spacing w:line="324" w:lineRule="auto" w:after="80"/>
       </w:pPr>
+      <w:r>
+        <w:rPr w:rFonts="맑은 고딕">
+          <w:rFonts w:ascii="맑은 고딕" w:hAnsi="맑은 고딕" w:eastAsia="맑은 고딕"/>
+          <w:b w:val="0"/>
+          <w:color w:val="6B7280"/>
+          <w:sz w:val="21"/>
+        </w:rPr>
+        <w:t xml:space="preserve">· </w:t>
+      </w:r>
+      <w:r>
+        <w:rPr w:rFonts="맑은 고딕">
+          <w:rFonts w:ascii="맑은 고딕" w:hAnsi="맑은 고딕" w:eastAsia="맑은 고딕"/>
+          <w:b/>
+          <w:color w:val="1F2937"/>
+          <w:sz w:val="21"/>
+        </w:rPr>
+        <w:t xml:space="preserve">발매 정보: </w:t>
+      </w:r>
       <w:r>
         <w:rPr w:rFonts="맑은 고딕">
           <w:rFonts w:ascii="맑은 고딕" w:hAnsi="맑은 고딕" w:eastAsia="맑은 고딕"/>
           <w:b w:val="0"/>
           <w:sz w:val="21"/>
         </w:rPr>
-        <w:t>이 앨범은 단순한 히트곡 모음집을 넘어, 1980년대 팝 크로스오버 피아노 음악이 다다른 아름다움의 정점을 기록한 소중한 음학적 유산입니다. 시대를 초월하여 듣는 이의 마음을 다정하게 어루만지는 리차드 클레이더만의 건반 위 시학(詩學)은, LP라는 아날로그 매체를 통해 감상할 때 비로소 그 진가와 특유의 우아한 아우라를 완성합니다.</w:t>
+        <w:t>1980년대 초반 프랑스 델핀(Delphine) 레코드를 통해 세계 시장으로 뻗어나가며, 그의 폭발적인 글로벌 성공을 기념하고 이어가기 위해 기획·발매된 정규 베스트 시리즈의 두 번째 장입니다.</w:t>
+      </w:r>
+    </w:p>
+    <w:p>
+      <w:pPr>
+        <w:spacing w:line="324" w:lineRule="auto" w:after="80"/>
+      </w:pPr>
+      <w:r>
+        <w:rPr w:rFonts="맑은 고딕">
+          <w:rFonts w:ascii="맑은 고딕" w:hAnsi="맑은 고딕" w:eastAsia="맑은 고딕"/>
+          <w:b w:val="0"/>
+          <w:color w:val="6B7280"/>
+          <w:sz w:val="21"/>
+        </w:rPr>
+        <w:t xml:space="preserve">· </w:t>
+      </w:r>
+      <w:r>
+        <w:rPr w:rFonts="맑은 고딕">
+          <w:rFonts w:ascii="맑은 고딕" w:hAnsi="맑은 고딕" w:eastAsia="맑은 고딕"/>
+          <w:b/>
+          <w:color w:val="1F2937"/>
+          <w:sz w:val="21"/>
+        </w:rPr>
+        <w:t xml:space="preserve">LP 인기도(판매량): </w:t>
+      </w:r>
+      <w:r>
+        <w:rPr w:rFonts="맑은 고딕">
+          <w:rFonts w:ascii="맑은 고딕" w:hAnsi="맑은 고딕" w:eastAsia="맑은 고딕"/>
+          <w:b w:val="0"/>
+          <w:sz w:val="21"/>
+        </w:rPr>
+        <w:t>발매 당시 유럽을 넘어 아시아와 미주 전역에서 차트 최상위권을 휩쓸었으며, 클레이더만 특유의 대중적 파급력에 힘입어 전 세계적으로 수백만 장 이상의 경이적인 판매고를 기록하며 플래티넘 디스크를 달성했습니다.</w:t>
+      </w:r>
+    </w:p>
+    <w:p>
+      <w:pPr>
+        <w:spacing w:line="324" w:lineRule="auto" w:after="80"/>
+      </w:pPr>
+      <w:r>
+        <w:rPr w:rFonts="맑은 고딕">
+          <w:rFonts w:ascii="맑은 고딕" w:hAnsi="맑은 고딕" w:eastAsia="맑은 고딕"/>
+          <w:b w:val="0"/>
+          <w:color w:val="6B7280"/>
+          <w:sz w:val="21"/>
+        </w:rPr>
+        <w:t xml:space="preserve">· </w:t>
+      </w:r>
+      <w:r>
+        <w:rPr w:rFonts="맑은 고딕">
+          <w:rFonts w:ascii="맑은 고딕" w:hAnsi="맑은 고딕" w:eastAsia="맑은 고딕"/>
+          <w:b/>
+          <w:color w:val="1F2937"/>
+          <w:sz w:val="21"/>
+        </w:rPr>
+        <w:t xml:space="preserve">각종 수상경력: </w:t>
+      </w:r>
+      <w:r>
+        <w:rPr w:rFonts="맑은 고딕">
+          <w:rFonts w:ascii="맑은 고딕" w:hAnsi="맑은 고딕" w:eastAsia="맑은 고딕"/>
+          <w:b w:val="0"/>
+          <w:sz w:val="21"/>
+        </w:rPr>
+        <w:t>전 세계 60여 개국에서 260개 이상의 골드 디스크와 70개 이상의 플래티넘 디스크를 획득한 그의 영광스러운 이력 속에 자리하며, 당시 기네스북에 '세계에서 가장 성공한 피아니스트'로 등재되는 결정적 기여를 한 앨범 중 하나입니다.</w:t>
+      </w:r>
+    </w:p>
+    <w:p>
+      <w:pPr>
+        <w:spacing w:line="324" w:lineRule="auto" w:before="200" w:after="80"/>
+      </w:pPr>
+      <w:r>
+        <w:rPr w:rFonts="맑은 고딕">
+          <w:rFonts w:ascii="맑은 고딕" w:hAnsi="맑은 고딕" w:eastAsia="맑은 고딕"/>
+          <w:b/>
+          <w:color w:val="1E3A8A"/>
+          <w:sz w:val="24"/>
+        </w:rPr>
+        <w:t>2. 아티스트 정보</w:t>
+      </w:r>
+    </w:p>
+    <w:p>
+      <w:pPr>
+        <w:spacing w:line="324" w:lineRule="auto" w:after="80"/>
+      </w:pPr>
+      <w:r>
+        <w:rPr w:rFonts="맑은 고딕">
+          <w:rFonts w:ascii="맑은 고딕" w:hAnsi="맑은 고딕" w:eastAsia="맑은 고딕"/>
+          <w:b w:val="0"/>
+          <w:color w:val="6B7280"/>
+          <w:sz w:val="21"/>
+        </w:rPr>
+        <w:t xml:space="preserve">· </w:t>
+      </w:r>
+      <w:r>
+        <w:rPr w:rFonts="맑은 고딕">
+          <w:rFonts w:ascii="맑은 고딕" w:hAnsi="맑은 고딕" w:eastAsia="맑은 고딕"/>
+          <w:b/>
+          <w:color w:val="1F2937"/>
+          <w:sz w:val="21"/>
+        </w:rPr>
+        <w:t xml:space="preserve">국적: </w:t>
+      </w:r>
+      <w:r>
+        <w:rPr w:rFonts="맑은 고딕">
+          <w:rFonts w:ascii="맑은 고딕" w:hAnsi="맑은 고딕" w:eastAsia="맑은 고딕"/>
+          <w:b w:val="0"/>
+          <w:sz w:val="21"/>
+        </w:rPr>
+        <w:t>프랑스</w:t>
+      </w:r>
+    </w:p>
+    <w:p>
+      <w:pPr>
+        <w:spacing w:line="324" w:lineRule="auto" w:after="80"/>
+      </w:pPr>
+      <w:r>
+        <w:rPr w:rFonts="맑은 고딕">
+          <w:rFonts w:ascii="맑은 고딕" w:hAnsi="맑은 고딕" w:eastAsia="맑은 고딕"/>
+          <w:b w:val="0"/>
+          <w:color w:val="6B7280"/>
+          <w:sz w:val="21"/>
+        </w:rPr>
+        <w:t xml:space="preserve">· </w:t>
+      </w:r>
+      <w:r>
+        <w:rPr w:rFonts="맑은 고딕">
+          <w:rFonts w:ascii="맑은 고딕" w:hAnsi="맑은 고딕" w:eastAsia="맑은 고딕"/>
+          <w:b/>
+          <w:color w:val="1F2937"/>
+          <w:sz w:val="21"/>
+        </w:rPr>
+        <w:t xml:space="preserve">생몰년도: </w:t>
+      </w:r>
+      <w:r>
+        <w:rPr w:rFonts="맑은 고딕">
+          <w:rFonts w:ascii="맑은 고딕" w:hAnsi="맑은 고딕" w:eastAsia="맑은 고딕"/>
+          <w:b w:val="0"/>
+          <w:sz w:val="21"/>
+        </w:rPr>
+        <w:t>1953년 12월 28일 ~ 현재</w:t>
+      </w:r>
+    </w:p>
+    <w:p>
+      <w:pPr>
+        <w:spacing w:line="324" w:lineRule="auto" w:after="80"/>
+      </w:pPr>
+      <w:r>
+        <w:rPr w:rFonts="맑은 고딕">
+          <w:rFonts w:ascii="맑은 고딕" w:hAnsi="맑은 고딕" w:eastAsia="맑은 고딕"/>
+          <w:b w:val="0"/>
+          <w:color w:val="6B7280"/>
+          <w:sz w:val="21"/>
+        </w:rPr>
+        <w:t xml:space="preserve">· </w:t>
+      </w:r>
+      <w:r>
+        <w:rPr w:rFonts="맑은 고딕">
+          <w:rFonts w:ascii="맑은 고딕" w:hAnsi="맑은 고딕" w:eastAsia="맑은 고딕"/>
+          <w:b/>
+          <w:color w:val="1F2937"/>
+          <w:sz w:val="21"/>
+        </w:rPr>
+        <w:t xml:space="preserve">그룹 소속: </w:t>
+      </w:r>
+      <w:r>
+        <w:rPr w:rFonts="맑은 고딕">
+          <w:rFonts w:ascii="맑은 고딕" w:hAnsi="맑은 고딕" w:eastAsia="맑은 고딕"/>
+          <w:b w:val="0"/>
+          <w:sz w:val="21"/>
+        </w:rPr>
+        <w:t>솔로 (피아니스트)</w:t>
+      </w:r>
+    </w:p>
+    <w:p>
+      <w:pPr>
+        <w:spacing w:line="324" w:lineRule="auto" w:after="80"/>
+      </w:pPr>
+      <w:r>
+        <w:rPr w:rFonts="맑은 고딕">
+          <w:rFonts w:ascii="맑은 고딕" w:hAnsi="맑은 고딕" w:eastAsia="맑은 고딕"/>
+          <w:b w:val="0"/>
+          <w:color w:val="6B7280"/>
+          <w:sz w:val="21"/>
+        </w:rPr>
+        <w:t xml:space="preserve">· </w:t>
+      </w:r>
+      <w:r>
+        <w:rPr w:rFonts="맑은 고딕">
+          <w:rFonts w:ascii="맑은 고딕" w:hAnsi="맑은 고딕" w:eastAsia="맑은 고딕"/>
+          <w:b/>
+          <w:color w:val="1F2937"/>
+          <w:sz w:val="21"/>
+        </w:rPr>
+        <w:t xml:space="preserve">아티스트 소개: </w:t>
+      </w:r>
+      <w:r>
+        <w:rPr w:rFonts="맑은 고딕">
+          <w:rFonts w:ascii="맑은 고딕" w:hAnsi="맑은 고딕" w:eastAsia="맑은 고딕"/>
+          <w:b w:val="0"/>
+          <w:sz w:val="21"/>
+        </w:rPr>
+        <w:t>파리 국립고등음악원에서 정통 클래식을 사사한 뒤, 대중적인 팝 감성을 접목하여 '뉴 로맨틱 피아니즘'이라는 독보적인 장르를 개척한 피아노 연주자입니다. '아드린느를 위한 발라드'의 세계적 히트 이후 반세기 가까이 클래식과 이지 리스닝의 경계를 허물며 전 세계 음악팬들에게 가장 친근하고 우아한 건반의 미학을 전파해 왔습니다.</w:t>
+      </w:r>
+    </w:p>
+    <w:p>
+      <w:pPr>
+        <w:spacing w:line="324" w:lineRule="auto" w:before="200" w:after="80"/>
+      </w:pPr>
+      <w:r>
+        <w:rPr w:rFonts="맑은 고딕">
+          <w:rFonts w:ascii="맑은 고딕" w:hAnsi="맑은 고딕" w:eastAsia="맑은 고딕"/>
+          <w:b/>
+          <w:color w:val="1E3A8A"/>
+          <w:sz w:val="24"/>
+        </w:rPr>
+        <w:t>3. 음반 상세 분석</w:t>
+      </w:r>
+    </w:p>
+    <w:p>
+      <w:pPr>
+        <w:spacing w:line="324" w:lineRule="auto" w:after="80"/>
+      </w:pPr>
+      <w:r>
+        <w:rPr w:rFonts="맑은 고딕">
+          <w:rFonts w:ascii="맑은 고딕" w:hAnsi="맑은 고딕" w:eastAsia="맑은 고딕"/>
+          <w:b w:val="0"/>
+          <w:color w:val="6B7280"/>
+          <w:sz w:val="21"/>
+        </w:rPr>
+        <w:t xml:space="preserve">· </w:t>
+      </w:r>
+      <w:r>
+        <w:rPr w:rFonts="맑은 고딕">
+          <w:rFonts w:ascii="맑은 고딕" w:hAnsi="맑은 고딕" w:eastAsia="맑은 고딕"/>
+          <w:b/>
+          <w:color w:val="1F2937"/>
+          <w:sz w:val="21"/>
+        </w:rPr>
+        <w:t xml:space="preserve">역사적 위치: </w:t>
+      </w:r>
+      <w:r>
+        <w:rPr w:rFonts="맑은 고딕">
+          <w:rFonts w:ascii="맑은 고딕" w:hAnsi="맑은 고딕" w:eastAsia="맑은 고딕"/>
+          <w:b w:val="0"/>
+          <w:sz w:val="21"/>
+        </w:rPr>
+        <w:t>클래식 피아노 연주가 지닌 진입장벽을 허물고 크로스오버 및 팝 인스트루멘털의 대중화를 이끈 기념비적 음반입니다. 서정적인 멜로디 라인과 화려하면서도 과하지 않은 오케스트레이션의 결합은 이후 수많은 연주 음악의 전범이 되었으며, 연주곡 중심의 LP가 빌보드와 각국 팝 차트에서 메이저 팝 앨범들과 어깨를 나란히 할 수 있음을 증명했습니다.</w:t>
+      </w:r>
+    </w:p>
+    <w:p>
+      <w:pPr>
+        <w:spacing w:line="324" w:lineRule="auto" w:after="80"/>
+      </w:pPr>
+      <w:r>
+        <w:rPr w:rFonts="맑은 고딕">
+          <w:rFonts w:ascii="맑은 고딕" w:hAnsi="맑은 고딕" w:eastAsia="맑은 고딕"/>
+          <w:b w:val="0"/>
+          <w:color w:val="6B7280"/>
+          <w:sz w:val="21"/>
+        </w:rPr>
+        <w:t xml:space="preserve">· </w:t>
+      </w:r>
+      <w:r>
+        <w:rPr w:rFonts="맑은 고딕">
+          <w:rFonts w:ascii="맑은 고딕" w:hAnsi="맑은 고딕" w:eastAsia="맑은 고딕"/>
+          <w:b/>
+          <w:color w:val="1F2937"/>
+          <w:sz w:val="21"/>
+        </w:rPr>
+        <w:t xml:space="preserve">시대의 흔적(스토리텔링): </w:t>
+      </w:r>
+      <w:r>
+        <w:rPr w:rFonts="맑은 고딕">
+          <w:rFonts w:ascii="맑은 고딕" w:hAnsi="맑은 고딕" w:eastAsia="맑은 고딕"/>
+          <w:b w:val="0"/>
+          <w:sz w:val="21"/>
+        </w:rPr>
+        <w:t>1980년대 대한민국의 음악 다방, 심야 라디오 방송의 시그널, 그리고 청춘들의 고요한 독서실 풍경 속에는 언제나 그의 피아노 선율이 은은하게 흐르고 있었습니다. 손편지에 마음을 적어 내려가던 아날로그 시대의 낭만과 순수한 첫사랑의 설렘을 오롯이 간직하고 있는 이 음반은 그 시절을 지나온 세대에게는 아련한 향수를, 현대 세대에게는 티 없이 맑은 서정적 휴식을 선사합니다.</w:t>
+      </w:r>
+    </w:p>
+    <w:p>
+      <w:pPr>
+        <w:spacing w:line="324" w:lineRule="auto" w:before="200" w:after="80"/>
+      </w:pPr>
+      <w:r>
+        <w:rPr w:rFonts="맑은 고딕">
+          <w:rFonts w:ascii="맑은 고딕" w:hAnsi="맑은 고딕" w:eastAsia="맑은 고딕"/>
+          <w:b/>
+          <w:color w:val="1E3A8A"/>
+          <w:sz w:val="24"/>
+        </w:rPr>
+        <w:t>4. 주요 수록곡 및 감상 제언</w:t>
+      </w:r>
+    </w:p>
+    <w:p>
+      <w:pPr>
+        <w:spacing w:line="324" w:lineRule="auto" w:after="80"/>
+      </w:pPr>
+      <w:r>
+        <w:rPr w:rFonts="맑은 고딕">
+          <w:rFonts w:ascii="맑은 고딕" w:hAnsi="맑은 고딕" w:eastAsia="맑은 고딕"/>
+          <w:b w:val="0"/>
+          <w:color w:val="6B7280"/>
+          <w:sz w:val="21"/>
+        </w:rPr>
+        <w:t xml:space="preserve">· </w:t>
+      </w:r>
+      <w:r>
+        <w:rPr w:rFonts="맑은 고딕">
+          <w:rFonts w:ascii="맑은 고딕" w:hAnsi="맑은 고딕" w:eastAsia="맑은 고딕"/>
+          <w:b/>
+          <w:color w:val="1F2937"/>
+          <w:sz w:val="21"/>
+        </w:rPr>
+        <w:t xml:space="preserve">주요 수록곡 특징: </w:t>
+      </w:r>
+      <w:r>
+        <w:rPr w:rFonts="맑은 고딕">
+          <w:rFonts w:ascii="맑은 고딕" w:hAnsi="맑은 고딕" w:eastAsia="맑은 고딕"/>
+          <w:b w:val="0"/>
+          <w:sz w:val="21"/>
+        </w:rPr>
+        <w:t>유년의 순수를 투명한 울림으로 반추하는 ‘Souvenirs D’enfance(어린 시절의 추억)’, 쓸쓸하면서도 벅찬 그리움을 노래하는 ‘Nostalgy(향수)’, 그리고 가슴 깊은 모성애를 섬세한 피아니시모로 노래한 ‘Lettre À Ma Mère(어머니께 드리는 편지)’ 등 그의 대표 서정 명곡들이 유려한 현악 세션과 절묘한 조화를 이루며 청자의 감성을 자극합니다.</w:t>
+      </w:r>
+    </w:p>
+    <w:p>
+      <w:pPr>
+        <w:spacing w:line="324" w:lineRule="auto" w:after="80"/>
+      </w:pPr>
+      <w:r>
+        <w:rPr w:rFonts="맑은 고딕">
+          <w:rFonts w:ascii="맑은 고딕" w:hAnsi="맑은 고딕" w:eastAsia="맑은 고딕"/>
+          <w:b w:val="0"/>
+          <w:color w:val="6B7280"/>
+          <w:sz w:val="21"/>
+        </w:rPr>
+        <w:t xml:space="preserve">· </w:t>
+      </w:r>
+      <w:r>
+        <w:rPr w:rFonts="맑은 고딕">
+          <w:rFonts w:ascii="맑은 고딕" w:hAnsi="맑은 고딕" w:eastAsia="맑은 고딕"/>
+          <w:b/>
+          <w:color w:val="1F2937"/>
+          <w:sz w:val="21"/>
+        </w:rPr>
+        <w:t xml:space="preserve">빈티지 감상 제언: </w:t>
+      </w:r>
+      <w:r>
+        <w:rPr w:rFonts="맑은 고딕">
+          <w:rFonts w:ascii="맑은 고딕" w:hAnsi="맑은 고딕" w:eastAsia="맑은 고딕"/>
+          <w:b w:val="0"/>
+          <w:sz w:val="21"/>
+        </w:rPr>
+        <w:t>디지털 음원으로는 결코 담아낼 수 없는 타건의 물리적 터치감과 현악 앙상블의 풍성한 배음이 아날로그 LP 홈(Groove) 속에 살아 숨쉽니다. 진공관 앰프의 온기 어린 음색과 포노 카트리지의 섬세한 트래킹을 통해 재생될 때, 건반 끝에서 피어오르는 벨벳 같은 감촉과 따뜻한 잔향이 리스닝 룸을 가득 채우며 깊은 몰입감을 선사합니다.</w:t>
+      </w:r>
+    </w:p>
+    <w:p>
+      <w:pPr>
+        <w:spacing w:line="324" w:lineRule="auto" w:after="80"/>
+      </w:pPr>
+      <w:r>
+        <w:rPr w:rFonts="맑은 고딕">
+          <w:rFonts w:ascii="맑은 고딕" w:hAnsi="맑은 고딕" w:eastAsia="맑은 고딕"/>
+          <w:b w:val="0"/>
+          <w:color w:val="6B7280"/>
+          <w:sz w:val="21"/>
+        </w:rPr>
+        <w:t xml:space="preserve">· </w:t>
+      </w:r>
+      <w:r>
+        <w:rPr w:rFonts="맑은 고딕">
+          <w:rFonts w:ascii="맑은 고딕" w:hAnsi="맑은 고딕" w:eastAsia="맑은 고딕"/>
+          <w:b/>
+          <w:color w:val="1F2937"/>
+          <w:sz w:val="21"/>
+        </w:rPr>
+        <w:t xml:space="preserve">소장 가치: </w:t>
+      </w:r>
+      <w:r>
+        <w:rPr w:rFonts="맑은 고딕">
+          <w:rFonts w:ascii="맑은 고딕" w:hAnsi="맑은 고딕" w:eastAsia="맑은 고딕"/>
+          <w:b w:val="0"/>
+          <w:sz w:val="21"/>
+        </w:rPr>
+        <w:t>80년대 이지 리스닝 르네상스의 정점에 서 있던 클레이더만의 황금기 레퍼토리를 집대성한 음반으로, 우아한 커버 아트워크와 뛰어난 마스터링 수준을 갖추고 있어 아날로그 컬렉터는 물론 서정적 연주 음악을 사랑하는 모든 애호가의 랙에 반드시 자리해야 할 필청반입니다.</w:t>
+      </w:r>
+    </w:p>
+    <w:p>
+      <w:pPr>
+        <w:spacing w:line="324" w:lineRule="auto" w:after="120" w:before="160"/>
+      </w:pPr>
+      <w:r>
+        <w:rPr w:rFonts="맑은 고딕">
+          <w:rFonts w:ascii="맑은 고딕" w:hAnsi="맑은 고딕" w:eastAsia="맑은 고딕"/>
+          <w:b/>
+          <w:color w:val="4338CA"/>
+          <w:sz w:val="21"/>
+        </w:rPr>
+        <w:t>이 음반을 통해 아날로그 건반의 영롱한 숨결이 지친 마음에 건네는 순수한 위로와 전해주는 감동을 다시 한번 경험해 보시는 것은 어떨까요?</w:t>
       </w:r>
     </w:p>
     <w:sectPr>
       <w:pgSz w:w="12240" w:h="15840"/>
-      <w:pgMar w:top="1440" w:right="1440" w:bottom="1440" w:left="1440" w:header="720" w:footer="720" w:gutter="0"/>
+      <w:pgMar w:top="1152" w:right="1296" w:bottom="1152" w:left="1296" w:header="720" w:footer="720" w:gutter="0"/>
       <w:cols w:space="720"/>
       <w:docGrid w:linePitch="360"/>
     </w:sectPr>

--- a/word_reports/LP_0297_위치_468_Richard Clayderman_The Gr.docx
+++ b/word_reports/LP_0297_위치_468_Richard Clayderman_The Gr.docx
@@ -32,7 +32,7 @@
     </w:p>
     <w:p>
       <w:pPr>
-        <w:spacing w:line="324" w:lineRule="auto" w:before="80" w:after="160"/>
+        <w:spacing w:line="324" w:lineRule="auto" w:before="80" w:after="120"/>
       </w:pPr>
       <w:r>
         <w:rPr w:rFonts="맑은 고딕">
@@ -42,13 +42,6 @@
           <w:sz w:val="22"/>
         </w:rPr>
         <w:t xml:space="preserve">[음반 소개] </w:t>
-      </w:r>
-      <w:r>
-        <w:rPr w:rFonts="맑은 고딕">
-          <w:rFonts w:ascii="맑은 고딕" w:hAnsi="맑은 고딕" w:eastAsia="맑은 고딕"/>
-          <w:b w:val="0"/>
-          <w:sz w:val="21"/>
-        </w:rPr>
       </w:r>
     </w:p>
     <w:p>
@@ -61,7 +54,33 @@
           <w:b w:val="0"/>
           <w:sz w:val="21"/>
         </w:rPr>
-        <w:t>‘피아노의 음유시인’ 리차드 클레이더만이 건반 위에 아로새긴 유려한 선율의 정수를 집대성한 걸작 베스트 음반입니다. 클래식의 우아한 기품과 대중음악의 친근한 낭만을 결합하여 20세기 후반 전 세계를 감미로운 서정의 물결로 물들였던 그의 음악적 진가가 고스란히 응축되어 있습니다. 한 음 한 음 영롱하게 부서지는 타건은 메마른 현대인의 영혼을 따스하게 어루만지며 영원히 변치 않을 서정시의 세계로 인도합니다.</w:t>
+        <w:t>1970년대 후반부터 1980년대에 이르기까지 전 세계 음악 시장을 관통했던 가장 우아하고 서정적인 물결을 꼽으라면 단연 리차드 클레이더만의 피아노 선율일 것입니다. 프랑스 국립고등음악원에서 정통 클래식의 기틀을 다진 그는, 클래식의 엄숙주의와 난해함을 과감히 탈피하여 대중의 가슴에 직접 가닿는 낭만적이고 투명한 선율을 직조해 냈습니다. 본 음반 《The Greatest Hits of… No.2》는 전 세계적인 신드롬을 일으킨 그의 초기 황금기를 집약한 베스트 컬렉션 시리즈의 정점에 위치한 작품으로, 이지 리스닝과 네오 클래시컬 크로스오버의 진수가 고스란히 응축되어 있습니다.</w:t>
+      </w:r>
+    </w:p>
+    <w:p>
+      <w:pPr>
+        <w:spacing w:line="324" w:lineRule="auto" w:after="120"/>
+      </w:pPr>
+      <w:r>
+        <w:rPr w:rFonts="맑은 고딕">
+          <w:rFonts w:ascii="맑은 고딕" w:hAnsi="맑은 고딕" w:eastAsia="맑은 고딕"/>
+          <w:b w:val="0"/>
+          <w:sz w:val="21"/>
+        </w:rPr>
+        <w:t>이 음반은 단순한 히트곡의 나열을 넘어, 당대 현대인들의 지친 내면을 어루만져 주었던 하나의 정서적 구원이자 휴식의 공간이었습니다. 프랑스의 천재 작곡가이자 프로듀서인 올리비에 투생(Olivier Toussaint)과 폴 드 세느빌(Paul de Senneville)의 서정적인 멜로디 메이킹은 리차드 클레이더만의 벨벳처럼 부드럽고 영롱한 타건을 만나 비로소 완전한 생명력을 얻었습니다. 화려한 기교의 과시보다는 건반 하나하나에 실린 깊은 호흡과 여백의 미학, 그리고 이를 감싸 안는 유려한 스트링 오케스트레이션의 조화는 팝 피아노 연주 음악의 새로운 패러다임을 확립하며 대중음악사에 굵직한 족적을 남겼습니다.</w:t>
+      </w:r>
+    </w:p>
+    <w:p>
+      <w:pPr>
+        <w:spacing w:line="324" w:lineRule="auto" w:after="120"/>
+      </w:pPr>
+      <w:r>
+        <w:rPr w:rFonts="맑은 고딕">
+          <w:rFonts w:ascii="맑은 고딕" w:hAnsi="맑은 고딕" w:eastAsia="맑은 고딕"/>
+          <w:b w:val="0"/>
+          <w:sz w:val="21"/>
+        </w:rPr>
+        <w:t>클레이더만이 건반을 통해 전하고자 했던 예술적 지향점은 ‘음악이란 소수의 특권층만을 위한 것이 아니라, 삶의 슬픔과 기쁨을 나누는 가장 순수한 언어여야 한다’는 따뜻한 휴머니즘이었습니다. 반세기에 가까운 세월이 흐른 오늘날에도 이 음반이 전해주는 감동의 결이 퇴색되지 않는 까닭은, 흑백의 건반 위에서 피어난 멜로디가 인간의 가장 원초적이고 순수한 낭만을 일깨우기 때문입니다. 바이닐의 소리골을 따라 회전하며 흘러나오는 그의 피아노 소리는 일상의 소음을 잠재우고, 듣는 이를 고요하고 맑은 감성의 바다로 인도합니다.</w:t>
       </w:r>
     </w:p>
     <w:p>
@@ -168,7 +187,7 @@
           <w:b w:val="0"/>
           <w:sz w:val="21"/>
         </w:rPr>
-        <w:t>1980년대 초반 프랑스 델핀(Delphine) 레코드를 통해 세계 시장으로 뻗어나가며, 그의 폭발적인 글로벌 성공을 기념하고 이어가기 위해 기획·발매된 정규 베스트 시리즈의 두 번째 장입니다.</w:t>
+        <w:t>1980년대 초반 프랑스의 델핀(Delphine) 레코드와 각국의 라이선스 음반사를 통해 전 세계에 소개된 공식 베스트 앨범으로, 클레이더만의 전성기 대표 명곡들을 엄선하여 구성한 역사적 기념반입니다.</w:t>
       </w:r>
     </w:p>
     <w:p>
@@ -199,7 +218,7 @@
           <w:b w:val="0"/>
           <w:sz w:val="21"/>
         </w:rPr>
-        <w:t>발매 당시 유럽을 넘어 아시아와 미주 전역에서 차트 최상위권을 휩쓸었으며, 클레이더만 특유의 대중적 파급력에 힘입어 전 세계적으로 수백만 장 이상의 경이적인 판매고를 기록하며 플래티넘 디스크를 달성했습니다.</w:t>
+        <w:t>발매 당시 유럽 전역은 물론 아시아와 남미 차트의 최상위권을 휩쓸었으며, 클레이더만의 전 세계 누적 음반 판매량 9천만 장 이상을 견인하는 데 결정적인 역할을 한 메가 히트 LP입니다.</w:t>
       </w:r>
     </w:p>
     <w:p>
@@ -230,7 +249,7 @@
           <w:b w:val="0"/>
           <w:sz w:val="21"/>
         </w:rPr>
-        <w:t>전 세계 60여 개국에서 260개 이상의 골드 디스크와 70개 이상의 플래티넘 디스크를 획득한 그의 영광스러운 이력 속에 자리하며, 당시 기네스북에 '세계에서 가장 성공한 피아니스트'로 등재되는 결정적 기여를 한 앨범 중 하나입니다.</w:t>
+        <w:t>전 세계 70여 개국 이상에서 260개 이상의 골드 디스크와 70개 이상의 플래티넘 디스크를 획득하였으며, 기네스북에 '세계에서 가장 성공한 피아니스트'로 등재되는 등 대중음악계의 살아있는 신화로 인정받았습니다.</w:t>
       </w:r>
     </w:p>
     <w:p>
@@ -275,7 +294,7 @@
           <w:b w:val="0"/>
           <w:sz w:val="21"/>
         </w:rPr>
-        <w:t>프랑스</w:t>
+        <w:t>프랑스 (France)</w:t>
       </w:r>
     </w:p>
     <w:p>
@@ -306,7 +325,7 @@
           <w:b w:val="0"/>
           <w:sz w:val="21"/>
         </w:rPr>
-        <w:t>1953년 12월 28일 ~ 현재</w:t>
+        <w:t>1953년 12월 28일 출생</w:t>
       </w:r>
     </w:p>
     <w:p>
@@ -368,7 +387,7 @@
           <w:b w:val="0"/>
           <w:sz w:val="21"/>
         </w:rPr>
-        <w:t>파리 국립고등음악원에서 정통 클래식을 사사한 뒤, 대중적인 팝 감성을 접목하여 '뉴 로맨틱 피아니즘'이라는 독보적인 장르를 개척한 피아노 연주자입니다. '아드린느를 위한 발라드'의 세계적 히트 이후 반세기 가까이 클래식과 이지 리스닝의 경계를 허물며 전 세계 음악팬들에게 가장 친근하고 우아한 건반의 미학을 전파해 왔습니다.</w:t>
+        <w:t>리차드 클레이더만은 정통 클래식의 기교와 팝의 대중성을 결합하여 '뉴에이지'와 '이지 리스닝'의 시대를 활짝 연 현대 팝 피아노의 독보적인 거장입니다. 특유의 로맨틱하고 유려한 터치와 맑은 음색으로 전 세계 음악 팬들에게 피아노 음악의 대중적 아름다움을 각인시킨 인물입니다.</w:t>
       </w:r>
     </w:p>
     <w:p>
@@ -413,7 +432,7 @@
           <w:b w:val="0"/>
           <w:sz w:val="21"/>
         </w:rPr>
-        <w:t>클래식 피아노 연주가 지닌 진입장벽을 허물고 크로스오버 및 팝 인스트루멘털의 대중화를 이끈 기념비적 음반입니다. 서정적인 멜로디 라인과 화려하면서도 과하지 않은 오케스트레이션의 결합은 이후 수많은 연주 음악의 전범이 되었으며, 연주곡 중심의 LP가 빌보드와 각국 팝 차트에서 메이저 팝 앨범들과 어깨를 나란히 할 수 있음을 증명했습니다.</w:t>
+        <w:t>클래식과 대중음악의 경계를 허문 크로스오버의 선구적 음반으로, 연주 음악이 보컬 음악 못지않게 전 세계적인 상업적 성공과 대중적 공감을 이끌어낼 수 있음을 완벽하게 증명한 팝/경음악사의 명반입니다.</w:t>
       </w:r>
     </w:p>
     <w:p>
@@ -444,7 +463,7 @@
           <w:b w:val="0"/>
           <w:sz w:val="21"/>
         </w:rPr>
-        <w:t>1980년대 대한민국의 음악 다방, 심야 라디오 방송의 시그널, 그리고 청춘들의 고요한 독서실 풍경 속에는 언제나 그의 피아노 선율이 은은하게 흐르고 있었습니다. 손편지에 마음을 적어 내려가던 아날로그 시대의 낭만과 순수한 첫사랑의 설렘을 오롯이 간직하고 있는 이 음반은 그 시절을 지나온 세대에게는 아련한 향수를, 현대 세대에게는 티 없이 맑은 서정적 휴식을 선사합니다.</w:t>
+        <w:t>1980년대 격동의 산업화와 도시화 속에서 아날로그적 낭만을 갈망하던 당대 청춘들에게 이 음반은 카페, 라디오 심야 방송, 거실의 전축을 가득 채우던 감성의 안식처였습니다. 첫사랑의 설렘과 아련한 추억의 정서를 고스란히 담아낸 시대의 서정시와도 같습니다.</w:t>
       </w:r>
     </w:p>
     <w:p>
@@ -489,7 +508,7 @@
           <w:b w:val="0"/>
           <w:sz w:val="21"/>
         </w:rPr>
-        <w:t>유년의 순수를 투명한 울림으로 반추하는 ‘Souvenirs D’enfance(어린 시절의 추억)’, 쓸쓸하면서도 벅찬 그리움을 노래하는 ‘Nostalgy(향수)’, 그리고 가슴 깊은 모성애를 섬세한 피아니시모로 노래한 ‘Lettre À Ma Mère(어머니께 드리는 편지)’ 등 그의 대표 서정 명곡들이 유려한 현악 세션과 절묘한 조화를 이루며 청자의 감성을 자극합니다.</w:t>
+        <w:t>시적이고 서정적인 멜로디가 일품인 명곡 〈A Comme Amour (가을의 속삭임)〉을 비롯하여, 아련한 그리움을 수채화처럼 그려낸 트랙들과 유려한 현악 앙상블이 어우러진 곡들이 수록되어 있습니다. 특유의 영롱한 아르페지오와 멜랑콜리한 테마가 시종일관 청자의 감성을 자극합니다.</w:t>
       </w:r>
     </w:p>
     <w:p>
@@ -520,7 +539,7 @@
           <w:b w:val="0"/>
           <w:sz w:val="21"/>
         </w:rPr>
-        <w:t>디지털 음원으로는 결코 담아낼 수 없는 타건의 물리적 터치감과 현악 앙상블의 풍성한 배음이 아날로그 LP 홈(Groove) 속에 살아 숨쉽니다. 진공관 앰프의 온기 어린 음색과 포노 카트리지의 섬세한 트래킹을 통해 재생될 때, 건반 끝에서 피어오르는 벨벳 같은 감촉과 따뜻한 잔향이 리스닝 룸을 가득 채우며 깊은 몰입감을 선사합니다.</w:t>
+        <w:t>진공관 앰프 특유의 포근한 온기 속에서 턴테이블의 바늘이 회전할 때, 피아노 건반의 어택감과 잔향, 그리고 배경에 은은히 깔리는 현악의 풍성한 아날로그 질감이 배가됩니다. 조명을 낮춘 늦은 저녁, 깊은 음장감을 느끼며 감상하기를 권합니다.</w:t>
       </w:r>
     </w:p>
     <w:p>
@@ -551,7 +570,7 @@
           <w:b w:val="0"/>
           <w:sz w:val="21"/>
         </w:rPr>
-        <w:t>80년대 이지 리스닝 르네상스의 정점에 서 있던 클레이더만의 황금기 레퍼토리를 집대성한 음반으로, 우아한 커버 아트워크와 뛰어난 마스터링 수준을 갖추고 있어 아날로그 컬렉터는 물론 서정적 연주 음악을 사랑하는 모든 애호가의 랙에 반드시 자리해야 할 필청반입니다.</w:t>
+        <w:t>80년대 이지 리스닝과 팝 인스트루멘털의 찬란했던 황금기를 증언하는 마스터피스로서, 클래식과 팝 애호가 모두에게 아날로그의 따스한 미학을 전해주는 필청 소장반입니다.</w:t>
       </w:r>
     </w:p>
     <w:p>
@@ -565,7 +584,7 @@
           <w:color w:val="4338CA"/>
           <w:sz w:val="21"/>
         </w:rPr>
-        <w:t>이 음반을 통해 아날로그 건반의 영롱한 숨결이 지친 마음에 건네는 순수한 위로와 전해주는 감동을 다시 한번 경험해 보시는 것은 어떨까요?</w:t>
+        <w:t>이 음반을 통해 아날로그 바늘 끝에서 피어나는 영롱한 건반의 속삭임과 순수했던 시절의 낭만이 전해주는 감동을 다시 한번 경험해 보시는 것은 어떨까요?</w:t>
       </w:r>
     </w:p>
     <w:sectPr>
